--- a/docs/handouts/Oct14_session2_handouts.docx
+++ b/docs/handouts/Oct14_session2_handouts.docx
@@ -21,6 +21,7 @@
           <w:i w:val="false"/>
           <w:b w:val="false"/>
           <w:u w:val="none"/>
+          <w:strike w:val="false"/>
           <w:sz w:val="18"/>
           <w:szCs w:val="18"/>
           <w:color w:val="545860"/>
@@ -47,6 +48,7 @@
           <w:i w:val="false"/>
           <w:b w:val="true"/>
           <w:u w:val="none"/>
+          <w:strike w:val="false"/>
           <w:sz w:val="36"/>
           <w:szCs w:val="36"/>
           <w:color w:val="063360"/>
@@ -73,6 +75,7 @@
           <w:i w:val="false"/>
           <w:b w:val="false"/>
           <w:u w:val="none"/>
+          <w:strike w:val="false"/>
           <w:sz w:val="22"/>
           <w:szCs w:val="22"/>
           <w:color w:val="000000"/>
@@ -116,7 +119,6 @@
           </w:tcPr>
           <w:p>
             <w:pPr>
-              <w:pStyle w:val="Normal"/>
               <w:jc w:val="left"/>
               <w:pBdr>
                 <w:bottom w:val="none" w:sz="0" w:space="0" w:color="000000"/>
@@ -126,13 +128,24 @@
               </w:pBdr>
               <w:spacing w:after="80" w:before="80" w:line="240"/>
               <w:ind w:left="80" w:right="80" w:firstLine="0" w:firstLineChars="0"/>
+              <w:rPr>
+                <w:rFonts w:ascii="Arial" w:hAnsi="Arial" w:eastAsia="Arial" w:cs="Arial"/>
+                <w:i w:val="false"/>
+                <w:b w:val="true"/>
+                <w:u w:val="none"/>
+                <w:strike w:val="false"/>
+                <w:sz w:val="21"/>
+                <w:szCs w:val="21"/>
+                <w:color w:val="063360"/>
+              </w:rPr>
             </w:pPr>
             <w:r>
               <w:rPr>
-                <w:rFonts w:ascii="Arial" w:hAnsi="DejaVu Sans" w:eastAsia="DejaVu Sans" w:cs="DejaVu Sans"/>
+                <w:rFonts w:ascii="Arial" w:hAnsi="Arial" w:eastAsia="Arial" w:cs="Arial"/>
                 <w:i w:val="false"/>
                 <w:b w:val="true"/>
                 <w:u w:val="none"/>
+                <w:strike w:val="false"/>
                 <w:sz w:val="21"/>
                 <w:szCs w:val="21"/>
                 <w:color w:val="063360"/>
@@ -160,7 +173,6 @@
           </w:tcPr>
           <w:p>
             <w:pPr>
-              <w:pStyle w:val="Normal"/>
               <w:jc w:val="left"/>
               <w:pBdr>
                 <w:bottom w:val="none" w:sz="0" w:space="0" w:color="000000"/>
@@ -170,13 +182,24 @@
               </w:pBdr>
               <w:spacing w:after="80" w:before="80" w:line="240"/>
               <w:ind w:left="80" w:right="80" w:firstLine="0" w:firstLineChars="0"/>
+              <w:rPr>
+                <w:rFonts w:ascii="Arial" w:hAnsi="Arial" w:eastAsia="Arial" w:cs="Arial"/>
+                <w:i w:val="false"/>
+                <w:b w:val="true"/>
+                <w:u w:val="none"/>
+                <w:strike w:val="false"/>
+                <w:sz w:val="21"/>
+                <w:szCs w:val="21"/>
+                <w:color w:val="063360"/>
+              </w:rPr>
             </w:pPr>
             <w:r>
               <w:rPr>
-                <w:rFonts w:ascii="Arial" w:hAnsi="DejaVu Sans" w:eastAsia="DejaVu Sans" w:cs="DejaVu Sans"/>
+                <w:rFonts w:ascii="Arial" w:hAnsi="Arial" w:eastAsia="Arial" w:cs="Arial"/>
                 <w:i w:val="false"/>
                 <w:b w:val="true"/>
                 <w:u w:val="none"/>
+                <w:strike w:val="false"/>
                 <w:sz w:val="21"/>
                 <w:szCs w:val="21"/>
                 <w:color w:val="063360"/>
@@ -204,7 +227,6 @@
           </w:tcPr>
           <w:p>
             <w:pPr>
-              <w:pStyle w:val="Normal"/>
               <w:jc w:val="left"/>
               <w:pBdr>
                 <w:bottom w:val="none" w:sz="0" w:space="0" w:color="000000"/>
@@ -214,13 +236,24 @@
               </w:pBdr>
               <w:spacing w:after="80" w:before="80" w:line="240"/>
               <w:ind w:left="80" w:right="80" w:firstLine="0" w:firstLineChars="0"/>
+              <w:rPr>
+                <w:rFonts w:ascii="Arial" w:hAnsi="Arial" w:eastAsia="Arial" w:cs="Arial"/>
+                <w:i w:val="false"/>
+                <w:b w:val="true"/>
+                <w:u w:val="none"/>
+                <w:strike w:val="false"/>
+                <w:sz w:val="21"/>
+                <w:szCs w:val="21"/>
+                <w:color w:val="063360"/>
+              </w:rPr>
             </w:pPr>
             <w:r>
               <w:rPr>
-                <w:rFonts w:ascii="Arial" w:hAnsi="DejaVu Sans" w:eastAsia="DejaVu Sans" w:cs="DejaVu Sans"/>
+                <w:rFonts w:ascii="Arial" w:hAnsi="Arial" w:eastAsia="Arial" w:cs="Arial"/>
                 <w:i w:val="false"/>
                 <w:b w:val="true"/>
                 <w:u w:val="none"/>
+                <w:strike w:val="false"/>
                 <w:sz w:val="21"/>
                 <w:szCs w:val="21"/>
                 <w:color w:val="063360"/>
@@ -254,7 +287,6 @@
           </w:tcPr>
           <w:p>
             <w:pPr>
-              <w:pStyle w:val="Normal"/>
               <w:jc w:val="left"/>
               <w:pBdr>
                 <w:bottom w:val="none" w:sz="0" w:space="0" w:color="000000"/>
@@ -264,13 +296,24 @@
               </w:pBdr>
               <w:spacing w:after="80" w:before="80" w:line="240"/>
               <w:ind w:left="80" w:right="80" w:firstLine="0" w:firstLineChars="0"/>
+              <w:rPr>
+                <w:rFonts w:ascii="Arial" w:hAnsi="Arial" w:eastAsia="Arial" w:cs="Arial"/>
+                <w:i w:val="false"/>
+                <w:b w:val="false"/>
+                <w:u w:val="none"/>
+                <w:strike w:val="false"/>
+                <w:sz w:val="21"/>
+                <w:szCs w:val="21"/>
+                <w:color w:val="000000"/>
+              </w:rPr>
             </w:pPr>
             <w:r>
               <w:rPr>
-                <w:rFonts w:ascii="Arial" w:hAnsi="DejaVu Sans" w:eastAsia="DejaVu Sans" w:cs="DejaVu Sans"/>
-                <w:i w:val="false"/>
-                <w:b w:val="false"/>
-                <w:u w:val="none"/>
+                <w:rFonts w:ascii="Arial" w:hAnsi="Arial" w:eastAsia="Arial" w:cs="Arial"/>
+                <w:i w:val="false"/>
+                <w:b w:val="false"/>
+                <w:u w:val="none"/>
+                <w:strike w:val="false"/>
                 <w:sz w:val="21"/>
                 <w:szCs w:val="21"/>
                 <w:color w:val="000000"/>
@@ -298,7 +341,6 @@
           </w:tcPr>
           <w:p>
             <w:pPr>
-              <w:pStyle w:val="Normal"/>
               <w:jc w:val="left"/>
               <w:pBdr>
                 <w:bottom w:val="none" w:sz="0" w:space="0" w:color="000000"/>
@@ -308,13 +350,24 @@
               </w:pBdr>
               <w:spacing w:after="80" w:before="80" w:line="240"/>
               <w:ind w:left="80" w:right="80" w:firstLine="0" w:firstLineChars="0"/>
+              <w:rPr>
+                <w:rFonts w:ascii="Arial" w:hAnsi="Arial" w:eastAsia="Arial" w:cs="Arial"/>
+                <w:i w:val="false"/>
+                <w:b w:val="false"/>
+                <w:u w:val="none"/>
+                <w:strike w:val="false"/>
+                <w:sz w:val="21"/>
+                <w:szCs w:val="21"/>
+                <w:color w:val="000000"/>
+              </w:rPr>
             </w:pPr>
             <w:r>
               <w:rPr>
-                <w:rFonts w:ascii="Arial" w:hAnsi="DejaVu Sans" w:eastAsia="DejaVu Sans" w:cs="DejaVu Sans"/>
-                <w:i w:val="false"/>
-                <w:b w:val="false"/>
-                <w:u w:val="none"/>
+                <w:rFonts w:ascii="Arial" w:hAnsi="Arial" w:eastAsia="Arial" w:cs="Arial"/>
+                <w:i w:val="false"/>
+                <w:b w:val="false"/>
+                <w:u w:val="none"/>
+                <w:strike w:val="false"/>
                 <w:sz w:val="21"/>
                 <w:szCs w:val="21"/>
                 <w:color w:val="000000"/>
@@ -342,7 +395,6 @@
           </w:tcPr>
           <w:p>
             <w:pPr>
-              <w:pStyle w:val="Normal"/>
               <w:jc w:val="left"/>
               <w:pBdr>
                 <w:bottom w:val="none" w:sz="0" w:space="0" w:color="000000"/>
@@ -352,13 +404,24 @@
               </w:pBdr>
               <w:spacing w:after="80" w:before="80" w:line="240"/>
               <w:ind w:left="80" w:right="80" w:firstLine="0" w:firstLineChars="0"/>
+              <w:rPr>
+                <w:rFonts w:ascii="Arial" w:hAnsi="Arial" w:eastAsia="Arial" w:cs="Arial"/>
+                <w:i w:val="false"/>
+                <w:b w:val="false"/>
+                <w:u w:val="none"/>
+                <w:strike w:val="false"/>
+                <w:sz w:val="21"/>
+                <w:szCs w:val="21"/>
+                <w:color w:val="000000"/>
+              </w:rPr>
             </w:pPr>
             <w:r>
               <w:rPr>
-                <w:rFonts w:ascii="Arial" w:hAnsi="DejaVu Sans" w:eastAsia="DejaVu Sans" w:cs="DejaVu Sans"/>
-                <w:i w:val="false"/>
-                <w:b w:val="false"/>
-                <w:u w:val="none"/>
+                <w:rFonts w:ascii="Arial" w:hAnsi="Arial" w:eastAsia="Arial" w:cs="Arial"/>
+                <w:i w:val="false"/>
+                <w:b w:val="false"/>
+                <w:u w:val="none"/>
+                <w:strike w:val="false"/>
                 <w:sz w:val="21"/>
                 <w:szCs w:val="21"/>
                 <w:color w:val="000000"/>
@@ -392,7 +455,6 @@
           </w:tcPr>
           <w:p>
             <w:pPr>
-              <w:pStyle w:val="Normal"/>
               <w:jc w:val="left"/>
               <w:pBdr>
                 <w:bottom w:val="none" w:sz="0" w:space="0" w:color="000000"/>
@@ -402,13 +464,24 @@
               </w:pBdr>
               <w:spacing w:after="80" w:before="80" w:line="240"/>
               <w:ind w:left="80" w:right="80" w:firstLine="0" w:firstLineChars="0"/>
+              <w:rPr>
+                <w:rFonts w:ascii="Arial" w:hAnsi="Arial" w:eastAsia="Arial" w:cs="Arial"/>
+                <w:i w:val="false"/>
+                <w:b w:val="false"/>
+                <w:u w:val="none"/>
+                <w:strike w:val="false"/>
+                <w:sz w:val="21"/>
+                <w:szCs w:val="21"/>
+                <w:color w:val="000000"/>
+              </w:rPr>
             </w:pPr>
             <w:r>
               <w:rPr>
-                <w:rFonts w:ascii="Arial" w:hAnsi="DejaVu Sans" w:eastAsia="DejaVu Sans" w:cs="DejaVu Sans"/>
-                <w:i w:val="false"/>
-                <w:b w:val="false"/>
-                <w:u w:val="none"/>
+                <w:rFonts w:ascii="Arial" w:hAnsi="Arial" w:eastAsia="Arial" w:cs="Arial"/>
+                <w:i w:val="false"/>
+                <w:b w:val="false"/>
+                <w:u w:val="none"/>
+                <w:strike w:val="false"/>
                 <w:sz w:val="21"/>
                 <w:szCs w:val="21"/>
                 <w:color w:val="000000"/>
@@ -436,7 +509,6 @@
           </w:tcPr>
           <w:p>
             <w:pPr>
-              <w:pStyle w:val="Normal"/>
               <w:jc w:val="left"/>
               <w:pBdr>
                 <w:bottom w:val="none" w:sz="0" w:space="0" w:color="000000"/>
@@ -446,13 +518,24 @@
               </w:pBdr>
               <w:spacing w:after="80" w:before="80" w:line="240"/>
               <w:ind w:left="80" w:right="80" w:firstLine="0" w:firstLineChars="0"/>
+              <w:rPr>
+                <w:rFonts w:ascii="Arial" w:hAnsi="Arial" w:eastAsia="Arial" w:cs="Arial"/>
+                <w:i w:val="false"/>
+                <w:b w:val="false"/>
+                <w:u w:val="none"/>
+                <w:strike w:val="false"/>
+                <w:sz w:val="21"/>
+                <w:szCs w:val="21"/>
+                <w:color w:val="000000"/>
+              </w:rPr>
             </w:pPr>
             <w:r>
               <w:rPr>
-                <w:rFonts w:ascii="Arial" w:hAnsi="DejaVu Sans" w:eastAsia="DejaVu Sans" w:cs="DejaVu Sans"/>
-                <w:i w:val="false"/>
-                <w:b w:val="false"/>
-                <w:u w:val="none"/>
+                <w:rFonts w:ascii="Arial" w:hAnsi="Arial" w:eastAsia="Arial" w:cs="Arial"/>
+                <w:i w:val="false"/>
+                <w:b w:val="false"/>
+                <w:u w:val="none"/>
+                <w:strike w:val="false"/>
                 <w:sz w:val="21"/>
                 <w:szCs w:val="21"/>
                 <w:color w:val="000000"/>
@@ -480,7 +563,6 @@
           </w:tcPr>
           <w:p>
             <w:pPr>
-              <w:pStyle w:val="Normal"/>
               <w:jc w:val="left"/>
               <w:pBdr>
                 <w:bottom w:val="none" w:sz="0" w:space="0" w:color="000000"/>
@@ -490,13 +572,24 @@
               </w:pBdr>
               <w:spacing w:after="80" w:before="80" w:line="240"/>
               <w:ind w:left="80" w:right="80" w:firstLine="0" w:firstLineChars="0"/>
+              <w:rPr>
+                <w:rFonts w:ascii="Arial" w:hAnsi="Arial" w:eastAsia="Arial" w:cs="Arial"/>
+                <w:i w:val="false"/>
+                <w:b w:val="false"/>
+                <w:u w:val="none"/>
+                <w:strike w:val="false"/>
+                <w:sz w:val="21"/>
+                <w:szCs w:val="21"/>
+                <w:color w:val="000000"/>
+              </w:rPr>
             </w:pPr>
             <w:r>
               <w:rPr>
-                <w:rFonts w:ascii="Arial" w:hAnsi="DejaVu Sans" w:eastAsia="DejaVu Sans" w:cs="DejaVu Sans"/>
-                <w:i w:val="false"/>
-                <w:b w:val="false"/>
-                <w:u w:val="none"/>
+                <w:rFonts w:ascii="Arial" w:hAnsi="Arial" w:eastAsia="Arial" w:cs="Arial"/>
+                <w:i w:val="false"/>
+                <w:b w:val="false"/>
+                <w:u w:val="none"/>
+                <w:strike w:val="false"/>
                 <w:sz w:val="21"/>
                 <w:szCs w:val="21"/>
                 <w:color w:val="000000"/>
@@ -530,7 +623,6 @@
           </w:tcPr>
           <w:p>
             <w:pPr>
-              <w:pStyle w:val="Normal"/>
               <w:jc w:val="left"/>
               <w:pBdr>
                 <w:bottom w:val="none" w:sz="0" w:space="0" w:color="000000"/>
@@ -540,18 +632,29 @@
               </w:pBdr>
               <w:spacing w:after="80" w:before="80" w:line="240"/>
               <w:ind w:left="80" w:right="80" w:firstLine="0" w:firstLineChars="0"/>
+              <w:rPr>
+                <w:rFonts w:ascii="Arial" w:hAnsi="Arial" w:eastAsia="Arial" w:cs="Arial"/>
+                <w:i w:val="false"/>
+                <w:b w:val="false"/>
+                <w:u w:val="none"/>
+                <w:strike w:val="false"/>
+                <w:sz w:val="21"/>
+                <w:szCs w:val="21"/>
+                <w:color w:val="000000"/>
+              </w:rPr>
             </w:pPr>
             <w:r>
               <w:rPr>
-                <w:rFonts w:ascii="Arial" w:hAnsi="DejaVu Sans" w:eastAsia="DejaVu Sans" w:cs="DejaVu Sans"/>
-                <w:i w:val="false"/>
-                <w:b w:val="false"/>
-                <w:u w:val="none"/>
-                <w:sz w:val="21"/>
-                <w:szCs w:val="21"/>
-                <w:color w:val="000000"/>
-              </w:rPr>
-              <w:t xml:space="preserve">3. Biggest wins: percentage, then number</w:t>
+                <w:rFonts w:ascii="Arial" w:hAnsi="Arial" w:eastAsia="Arial" w:cs="Arial"/>
+                <w:i w:val="false"/>
+                <w:b w:val="false"/>
+                <w:u w:val="none"/>
+                <w:strike w:val="false"/>
+                <w:sz w:val="21"/>
+                <w:szCs w:val="21"/>
+                <w:color w:val="000000"/>
+              </w:rPr>
+              <w:t xml:space="preserve">3. Percentages: zero bases, biggest wins, two averages</w:t>
             </w:r>
           </w:p>
         </w:tc>
@@ -574,7 +677,6 @@
           </w:tcPr>
           <w:p>
             <w:pPr>
-              <w:pStyle w:val="Normal"/>
               <w:jc w:val="left"/>
               <w:pBdr>
                 <w:bottom w:val="none" w:sz="0" w:space="0" w:color="000000"/>
@@ -584,13 +686,24 @@
               </w:pBdr>
               <w:spacing w:after="80" w:before="80" w:line="240"/>
               <w:ind w:left="80" w:right="80" w:firstLine="0" w:firstLineChars="0"/>
+              <w:rPr>
+                <w:rFonts w:ascii="Arial" w:hAnsi="Arial" w:eastAsia="Arial" w:cs="Arial"/>
+                <w:i w:val="false"/>
+                <w:b w:val="false"/>
+                <w:u w:val="none"/>
+                <w:strike w:val="false"/>
+                <w:sz w:val="21"/>
+                <w:szCs w:val="21"/>
+                <w:color w:val="000000"/>
+              </w:rPr>
             </w:pPr>
             <w:r>
               <w:rPr>
-                <w:rFonts w:ascii="Arial" w:hAnsi="DejaVu Sans" w:eastAsia="DejaVu Sans" w:cs="DejaVu Sans"/>
-                <w:i w:val="false"/>
-                <w:b w:val="false"/>
-                <w:u w:val="none"/>
+                <w:rFonts w:ascii="Arial" w:hAnsi="Arial" w:eastAsia="Arial" w:cs="Arial"/>
+                <w:i w:val="false"/>
+                <w:b w:val="false"/>
+                <w:u w:val="none"/>
+                <w:strike w:val="false"/>
                 <w:sz w:val="21"/>
                 <w:szCs w:val="21"/>
                 <w:color w:val="000000"/>
@@ -618,7 +731,6 @@
           </w:tcPr>
           <w:p>
             <w:pPr>
-              <w:pStyle w:val="Normal"/>
               <w:jc w:val="left"/>
               <w:pBdr>
                 <w:bottom w:val="none" w:sz="0" w:space="0" w:color="000000"/>
@@ -628,13 +740,24 @@
               </w:pBdr>
               <w:spacing w:after="80" w:before="80" w:line="240"/>
               <w:ind w:left="80" w:right="80" w:firstLine="0" w:firstLineChars="0"/>
+              <w:rPr>
+                <w:rFonts w:ascii="Arial" w:hAnsi="Arial" w:eastAsia="Arial" w:cs="Arial"/>
+                <w:i w:val="false"/>
+                <w:b w:val="false"/>
+                <w:u w:val="none"/>
+                <w:strike w:val="false"/>
+                <w:sz w:val="21"/>
+                <w:szCs w:val="21"/>
+                <w:color w:val="000000"/>
+              </w:rPr>
             </w:pPr>
             <w:r>
               <w:rPr>
-                <w:rFonts w:ascii="Arial" w:hAnsi="DejaVu Sans" w:eastAsia="DejaVu Sans" w:cs="DejaVu Sans"/>
-                <w:i w:val="false"/>
-                <w:b w:val="false"/>
-                <w:u w:val="none"/>
+                <w:rFonts w:ascii="Arial" w:hAnsi="Arial" w:eastAsia="Arial" w:cs="Arial"/>
+                <w:i w:val="false"/>
+                <w:b w:val="false"/>
+                <w:u w:val="none"/>
+                <w:strike w:val="false"/>
                 <w:sz w:val="21"/>
                 <w:szCs w:val="21"/>
                 <w:color w:val="000000"/>
@@ -668,7 +791,6 @@
           </w:tcPr>
           <w:p>
             <w:pPr>
-              <w:pStyle w:val="Normal"/>
               <w:jc w:val="left"/>
               <w:pBdr>
                 <w:bottom w:val="none" w:sz="0" w:space="0" w:color="000000"/>
@@ -678,13 +800,24 @@
               </w:pBdr>
               <w:spacing w:after="80" w:before="80" w:line="240"/>
               <w:ind w:left="80" w:right="80" w:firstLine="0" w:firstLineChars="0"/>
+              <w:rPr>
+                <w:rFonts w:ascii="Arial" w:hAnsi="Arial" w:eastAsia="Arial" w:cs="Arial"/>
+                <w:i w:val="false"/>
+                <w:b w:val="false"/>
+                <w:u w:val="none"/>
+                <w:strike w:val="false"/>
+                <w:sz w:val="21"/>
+                <w:szCs w:val="21"/>
+                <w:color w:val="000000"/>
+              </w:rPr>
             </w:pPr>
             <w:r>
               <w:rPr>
-                <w:rFonts w:ascii="Arial" w:hAnsi="DejaVu Sans" w:eastAsia="DejaVu Sans" w:cs="DejaVu Sans"/>
-                <w:i w:val="false"/>
-                <w:b w:val="false"/>
-                <w:u w:val="none"/>
+                <w:rFonts w:ascii="Arial" w:hAnsi="Arial" w:eastAsia="Arial" w:cs="Arial"/>
+                <w:i w:val="false"/>
+                <w:b w:val="false"/>
+                <w:u w:val="none"/>
+                <w:strike w:val="false"/>
                 <w:sz w:val="21"/>
                 <w:szCs w:val="21"/>
                 <w:color w:val="000000"/>
@@ -712,7 +845,6 @@
           </w:tcPr>
           <w:p>
             <w:pPr>
-              <w:pStyle w:val="Normal"/>
               <w:jc w:val="left"/>
               <w:pBdr>
                 <w:bottom w:val="none" w:sz="0" w:space="0" w:color="000000"/>
@@ -722,13 +854,24 @@
               </w:pBdr>
               <w:spacing w:after="80" w:before="80" w:line="240"/>
               <w:ind w:left="80" w:right="80" w:firstLine="0" w:firstLineChars="0"/>
+              <w:rPr>
+                <w:rFonts w:ascii="Arial" w:hAnsi="Arial" w:eastAsia="Arial" w:cs="Arial"/>
+                <w:i w:val="false"/>
+                <w:b w:val="false"/>
+                <w:u w:val="none"/>
+                <w:strike w:val="false"/>
+                <w:sz w:val="21"/>
+                <w:szCs w:val="21"/>
+                <w:color w:val="000000"/>
+              </w:rPr>
             </w:pPr>
             <w:r>
               <w:rPr>
-                <w:rFonts w:ascii="Arial" w:hAnsi="DejaVu Sans" w:eastAsia="DejaVu Sans" w:cs="DejaVu Sans"/>
-                <w:i w:val="false"/>
-                <w:b w:val="false"/>
-                <w:u w:val="none"/>
+                <w:rFonts w:ascii="Arial" w:hAnsi="Arial" w:eastAsia="Arial" w:cs="Arial"/>
+                <w:i w:val="false"/>
+                <w:b w:val="false"/>
+                <w:u w:val="none"/>
+                <w:strike w:val="false"/>
                 <w:sz w:val="21"/>
                 <w:szCs w:val="21"/>
                 <w:color w:val="000000"/>
@@ -756,7 +899,6 @@
           </w:tcPr>
           <w:p>
             <w:pPr>
-              <w:pStyle w:val="Normal"/>
               <w:jc w:val="left"/>
               <w:pBdr>
                 <w:bottom w:val="none" w:sz="0" w:space="0" w:color="000000"/>
@@ -766,13 +908,24 @@
               </w:pBdr>
               <w:spacing w:after="80" w:before="80" w:line="240"/>
               <w:ind w:left="80" w:right="80" w:firstLine="0" w:firstLineChars="0"/>
+              <w:rPr>
+                <w:rFonts w:ascii="Arial" w:hAnsi="Arial" w:eastAsia="Arial" w:cs="Arial"/>
+                <w:i w:val="false"/>
+                <w:b w:val="false"/>
+                <w:u w:val="none"/>
+                <w:strike w:val="false"/>
+                <w:sz w:val="21"/>
+                <w:szCs w:val="21"/>
+                <w:color w:val="000000"/>
+              </w:rPr>
             </w:pPr>
             <w:r>
               <w:rPr>
-                <w:rFonts w:ascii="Arial" w:hAnsi="DejaVu Sans" w:eastAsia="DejaVu Sans" w:cs="DejaVu Sans"/>
-                <w:i w:val="false"/>
-                <w:b w:val="false"/>
-                <w:u w:val="none"/>
+                <w:rFonts w:ascii="Arial" w:hAnsi="Arial" w:eastAsia="Arial" w:cs="Arial"/>
+                <w:i w:val="false"/>
+                <w:b w:val="false"/>
+                <w:u w:val="none"/>
+                <w:strike w:val="false"/>
                 <w:sz w:val="21"/>
                 <w:szCs w:val="21"/>
                 <w:color w:val="000000"/>
@@ -806,7 +959,6 @@
           </w:tcPr>
           <w:p>
             <w:pPr>
-              <w:pStyle w:val="Normal"/>
               <w:jc w:val="left"/>
               <w:pBdr>
                 <w:bottom w:val="none" w:sz="0" w:space="0" w:color="000000"/>
@@ -816,13 +968,24 @@
               </w:pBdr>
               <w:spacing w:after="80" w:before="80" w:line="240"/>
               <w:ind w:left="80" w:right="80" w:firstLine="0" w:firstLineChars="0"/>
+              <w:rPr>
+                <w:rFonts w:ascii="Arial" w:hAnsi="Arial" w:eastAsia="Arial" w:cs="Arial"/>
+                <w:i w:val="false"/>
+                <w:b w:val="false"/>
+                <w:u w:val="none"/>
+                <w:strike w:val="false"/>
+                <w:sz w:val="21"/>
+                <w:szCs w:val="21"/>
+                <w:color w:val="000000"/>
+              </w:rPr>
             </w:pPr>
             <w:r>
               <w:rPr>
-                <w:rFonts w:ascii="Arial" w:hAnsi="DejaVu Sans" w:eastAsia="DejaVu Sans" w:cs="DejaVu Sans"/>
-                <w:i w:val="false"/>
-                <w:b w:val="false"/>
-                <w:u w:val="none"/>
+                <w:rFonts w:ascii="Arial" w:hAnsi="Arial" w:eastAsia="Arial" w:cs="Arial"/>
+                <w:i w:val="false"/>
+                <w:b w:val="false"/>
+                <w:u w:val="none"/>
+                <w:strike w:val="false"/>
                 <w:sz w:val="21"/>
                 <w:szCs w:val="21"/>
                 <w:color w:val="000000"/>
@@ -850,7 +1013,6 @@
           </w:tcPr>
           <w:p>
             <w:pPr>
-              <w:pStyle w:val="Normal"/>
               <w:jc w:val="left"/>
               <w:pBdr>
                 <w:bottom w:val="none" w:sz="0" w:space="0" w:color="000000"/>
@@ -860,13 +1022,24 @@
               </w:pBdr>
               <w:spacing w:after="80" w:before="80" w:line="240"/>
               <w:ind w:left="80" w:right="80" w:firstLine="0" w:firstLineChars="0"/>
+              <w:rPr>
+                <w:rFonts w:ascii="Arial" w:hAnsi="Arial" w:eastAsia="Arial" w:cs="Arial"/>
+                <w:i w:val="false"/>
+                <w:b w:val="false"/>
+                <w:u w:val="none"/>
+                <w:strike w:val="false"/>
+                <w:sz w:val="21"/>
+                <w:szCs w:val="21"/>
+                <w:color w:val="000000"/>
+              </w:rPr>
             </w:pPr>
             <w:r>
               <w:rPr>
-                <w:rFonts w:ascii="Arial" w:hAnsi="DejaVu Sans" w:eastAsia="DejaVu Sans" w:cs="DejaVu Sans"/>
-                <w:i w:val="false"/>
-                <w:b w:val="false"/>
-                <w:u w:val="none"/>
+                <w:rFonts w:ascii="Arial" w:hAnsi="Arial" w:eastAsia="Arial" w:cs="Arial"/>
+                <w:i w:val="false"/>
+                <w:b w:val="false"/>
+                <w:u w:val="none"/>
+                <w:strike w:val="false"/>
                 <w:sz w:val="21"/>
                 <w:szCs w:val="21"/>
                 <w:color w:val="000000"/>
@@ -894,7 +1067,6 @@
           </w:tcPr>
           <w:p>
             <w:pPr>
-              <w:pStyle w:val="Normal"/>
               <w:jc w:val="left"/>
               <w:pBdr>
                 <w:bottom w:val="none" w:sz="0" w:space="0" w:color="000000"/>
@@ -904,13 +1076,24 @@
               </w:pBdr>
               <w:spacing w:after="80" w:before="80" w:line="240"/>
               <w:ind w:left="80" w:right="80" w:firstLine="0" w:firstLineChars="0"/>
+              <w:rPr>
+                <w:rFonts w:ascii="Arial" w:hAnsi="Arial" w:eastAsia="Arial" w:cs="Arial"/>
+                <w:i w:val="false"/>
+                <w:b w:val="false"/>
+                <w:u w:val="none"/>
+                <w:strike w:val="false"/>
+                <w:sz w:val="21"/>
+                <w:szCs w:val="21"/>
+                <w:color w:val="000000"/>
+              </w:rPr>
             </w:pPr>
             <w:r>
               <w:rPr>
-                <w:rFonts w:ascii="Arial" w:hAnsi="DejaVu Sans" w:eastAsia="DejaVu Sans" w:cs="DejaVu Sans"/>
-                <w:i w:val="false"/>
-                <w:b w:val="false"/>
-                <w:u w:val="none"/>
+                <w:rFonts w:ascii="Arial" w:hAnsi="Arial" w:eastAsia="Arial" w:cs="Arial"/>
+                <w:i w:val="false"/>
+                <w:b w:val="false"/>
+                <w:u w:val="none"/>
+                <w:strike w:val="false"/>
                 <w:sz w:val="21"/>
                 <w:szCs w:val="21"/>
                 <w:color w:val="000000"/>
@@ -944,7 +1127,6 @@
           </w:tcPr>
           <w:p>
             <w:pPr>
-              <w:pStyle w:val="Normal"/>
               <w:jc w:val="left"/>
               <w:pBdr>
                 <w:bottom w:val="none" w:sz="0" w:space="0" w:color="000000"/>
@@ -954,13 +1136,24 @@
               </w:pBdr>
               <w:spacing w:after="80" w:before="80" w:line="240"/>
               <w:ind w:left="80" w:right="80" w:firstLine="0" w:firstLineChars="0"/>
+              <w:rPr>
+                <w:rFonts w:ascii="Arial" w:hAnsi="Arial" w:eastAsia="Arial" w:cs="Arial"/>
+                <w:i w:val="false"/>
+                <w:b w:val="false"/>
+                <w:u w:val="none"/>
+                <w:strike w:val="false"/>
+                <w:sz w:val="21"/>
+                <w:szCs w:val="21"/>
+                <w:color w:val="000000"/>
+              </w:rPr>
             </w:pPr>
             <w:r>
               <w:rPr>
-                <w:rFonts w:ascii="Arial" w:hAnsi="DejaVu Sans" w:eastAsia="DejaVu Sans" w:cs="DejaVu Sans"/>
-                <w:i w:val="false"/>
-                <w:b w:val="false"/>
-                <w:u w:val="none"/>
+                <w:rFonts w:ascii="Arial" w:hAnsi="Arial" w:eastAsia="Arial" w:cs="Arial"/>
+                <w:i w:val="false"/>
+                <w:b w:val="false"/>
+                <w:u w:val="none"/>
+                <w:strike w:val="false"/>
                 <w:sz w:val="21"/>
                 <w:szCs w:val="21"/>
                 <w:color w:val="000000"/>
@@ -988,7 +1181,6 @@
           </w:tcPr>
           <w:p>
             <w:pPr>
-              <w:pStyle w:val="Normal"/>
               <w:jc w:val="left"/>
               <w:pBdr>
                 <w:bottom w:val="none" w:sz="0" w:space="0" w:color="000000"/>
@@ -998,13 +1190,24 @@
               </w:pBdr>
               <w:spacing w:after="80" w:before="80" w:line="240"/>
               <w:ind w:left="80" w:right="80" w:firstLine="0" w:firstLineChars="0"/>
+              <w:rPr>
+                <w:rFonts w:ascii="Arial" w:hAnsi="Arial" w:eastAsia="Arial" w:cs="Arial"/>
+                <w:i w:val="false"/>
+                <w:b w:val="false"/>
+                <w:u w:val="none"/>
+                <w:strike w:val="false"/>
+                <w:sz w:val="21"/>
+                <w:szCs w:val="21"/>
+                <w:color w:val="000000"/>
+              </w:rPr>
             </w:pPr>
             <w:r>
               <w:rPr>
-                <w:rFonts w:ascii="Arial" w:hAnsi="DejaVu Sans" w:eastAsia="DejaVu Sans" w:cs="DejaVu Sans"/>
-                <w:i w:val="false"/>
-                <w:b w:val="false"/>
-                <w:u w:val="none"/>
+                <w:rFonts w:ascii="Arial" w:hAnsi="Arial" w:eastAsia="Arial" w:cs="Arial"/>
+                <w:i w:val="false"/>
+                <w:b w:val="false"/>
+                <w:u w:val="none"/>
+                <w:strike w:val="false"/>
                 <w:sz w:val="21"/>
                 <w:szCs w:val="21"/>
                 <w:color w:val="000000"/>
@@ -1032,7 +1235,6 @@
           </w:tcPr>
           <w:p>
             <w:pPr>
-              <w:pStyle w:val="Normal"/>
               <w:jc w:val="left"/>
               <w:pBdr>
                 <w:bottom w:val="none" w:sz="0" w:space="0" w:color="000000"/>
@@ -1042,13 +1244,24 @@
               </w:pBdr>
               <w:spacing w:after="80" w:before="80" w:line="240"/>
               <w:ind w:left="80" w:right="80" w:firstLine="0" w:firstLineChars="0"/>
+              <w:rPr>
+                <w:rFonts w:ascii="Arial" w:hAnsi="Arial" w:eastAsia="Arial" w:cs="Arial"/>
+                <w:i w:val="false"/>
+                <w:b w:val="false"/>
+                <w:u w:val="none"/>
+                <w:strike w:val="false"/>
+                <w:sz w:val="21"/>
+                <w:szCs w:val="21"/>
+                <w:color w:val="000000"/>
+              </w:rPr>
             </w:pPr>
             <w:r>
               <w:rPr>
-                <w:rFonts w:ascii="Arial" w:hAnsi="DejaVu Sans" w:eastAsia="DejaVu Sans" w:cs="DejaVu Sans"/>
-                <w:i w:val="false"/>
-                <w:b w:val="false"/>
-                <w:u w:val="none"/>
+                <w:rFonts w:ascii="Arial" w:hAnsi="Arial" w:eastAsia="Arial" w:cs="Arial"/>
+                <w:i w:val="false"/>
+                <w:b w:val="false"/>
+                <w:u w:val="none"/>
+                <w:strike w:val="false"/>
                 <w:sz w:val="21"/>
                 <w:szCs w:val="21"/>
                 <w:color w:val="000000"/>
@@ -1078,6 +1291,7 @@
           <w:i w:val="false"/>
           <w:b w:val="true"/>
           <w:u w:val="none"/>
+          <w:strike w:val="false"/>
           <w:sz w:val="26"/>
           <w:szCs w:val="26"/>
           <w:color w:val="215A9E"/>
@@ -1104,6 +1318,7 @@
           <w:i w:val="false"/>
           <w:b w:val="false"/>
           <w:u w:val="none"/>
+          <w:strike w:val="false"/>
           <w:sz w:val="22"/>
           <w:szCs w:val="22"/>
           <w:color w:val="000000"/>
@@ -1130,6 +1345,7 @@
           <w:i w:val="false"/>
           <w:b w:val="false"/>
           <w:u w:val="none"/>
+          <w:strike w:val="false"/>
           <w:sz w:val="22"/>
           <w:szCs w:val="22"/>
           <w:color w:val="000000"/>
@@ -1156,6 +1372,7 @@
           <w:i w:val="false"/>
           <w:b w:val="false"/>
           <w:u w:val="none"/>
+          <w:strike w:val="false"/>
           <w:sz w:val="22"/>
           <w:szCs w:val="22"/>
           <w:color w:val="000000"/>
@@ -1188,6 +1405,7 @@
           <w:i w:val="false"/>
           <w:b w:val="false"/>
           <w:u w:val="none"/>
+          <w:strike w:val="false"/>
           <w:sz w:val="18"/>
           <w:szCs w:val="18"/>
           <w:color w:val="545860"/>
@@ -1214,11 +1432,12 @@
           <w:i w:val="false"/>
           <w:b w:val="true"/>
           <w:u w:val="none"/>
+          <w:strike w:val="false"/>
           <w:sz w:val="36"/>
           <w:szCs w:val="36"/>
           <w:color w:val="063360"/>
         </w:rPr>
-        <w:t xml:space="preserve">AI Snapshot: the chart that cannot be wrong</w:t>
+        <w:t xml:space="preserve">AI Snapshot: which chart is fairer?</w:t>
       </w:r>
     </w:p>
     <w:p>
@@ -1240,6 +1459,7 @@
           <w:i w:val="false"/>
           <w:b w:val="false"/>
           <w:u w:val="none"/>
+          <w:strike w:val="false"/>
           <w:sz w:val="22"/>
           <w:szCs w:val="22"/>
           <w:color w:val="000000"/>
@@ -1270,7 +1490,7 @@
                     </pic:cNvPicPr>
                   </pic:nvPicPr>
                   <pic:blipFill>
-                    <a:blip cstate="print" r:embed="rId7"/>
+                    <a:blip r:embed="rId7"/>
                     <a:stretch>
                       <a:fillRect/>
                     </a:stretch>
@@ -1278,7 +1498,7 @@
                   <pic:spPr bwMode="auto">
                     <a:xfrm>
                       <a:off x="0" y="0"/>
-                      <a:ext cx="81280" cy="33020"/>
+                      <a:ext cx="5852160" cy="2377440"/>
                     </a:xfrm>
                     <a:prstGeom prst="rect">
                       <a:avLst/>
@@ -1311,6 +1531,7 @@
           <w:i w:val="false"/>
           <w:b w:val="true"/>
           <w:u w:val="none"/>
+          <w:strike w:val="false"/>
           <w:sz w:val="22"/>
           <w:szCs w:val="22"/>
           <w:color w:val="000000"/>
@@ -1337,6 +1558,7 @@
           <w:i w:val="true"/>
           <w:b w:val="false"/>
           <w:u w:val="none"/>
+          <w:strike w:val="false"/>
           <w:sz w:val="22"/>
           <w:szCs w:val="22"/>
           <w:color w:val="000000"/>
@@ -1363,6 +1585,7 @@
           <w:i w:val="false"/>
           <w:b w:val="true"/>
           <w:u w:val="none"/>
+          <w:strike w:val="false"/>
           <w:sz w:val="26"/>
           <w:szCs w:val="26"/>
           <w:color w:val="215A9E"/>
@@ -1389,6 +1612,7 @@
           <w:i w:val="false"/>
           <w:b w:val="false"/>
           <w:u w:val="none"/>
+          <w:strike w:val="false"/>
           <w:sz w:val="22"/>
           <w:szCs w:val="22"/>
           <w:color w:val="000000"/>
@@ -1415,11 +1639,12 @@
           <w:i w:val="false"/>
           <w:b w:val="true"/>
           <w:u w:val="none"/>
+          <w:strike w:val="false"/>
           <w:sz w:val="22"/>
           <w:szCs w:val="22"/>
           <w:color w:val="000000"/>
         </w:rPr>
-        <w:t xml:space="preserve">Four minutes. Is it wrong? Is it right? Is it answering the question that was asked? What does it explain well?</w:t>
+        <w:t xml:space="preserve">Four minutes. Is it right? Does it answer the question that was asked? What does it explain well?</w:t>
       </w:r>
     </w:p>
     <w:p>
@@ -1441,6 +1666,7 @@
           <w:i w:val="false"/>
           <w:b w:val="false"/>
           <w:u w:val="none"/>
+          <w:strike w:val="false"/>
           <w:sz w:val="22"/>
           <w:szCs w:val="22"/>
           <w:color w:val="B5BEC9"/>
@@ -1467,6 +1693,7 @@
           <w:i w:val="false"/>
           <w:b w:val="false"/>
           <w:u w:val="none"/>
+          <w:strike w:val="false"/>
           <w:sz w:val="22"/>
           <w:szCs w:val="22"/>
           <w:color w:val="B5BEC9"/>
@@ -1493,6 +1720,7 @@
           <w:i w:val="false"/>
           <w:b w:val="false"/>
           <w:u w:val="none"/>
+          <w:strike w:val="false"/>
           <w:sz w:val="22"/>
           <w:szCs w:val="22"/>
           <w:color w:val="B5BEC9"/>
@@ -1519,6 +1747,7 @@
           <w:i w:val="false"/>
           <w:b w:val="true"/>
           <w:u w:val="none"/>
+          <w:strike w:val="false"/>
           <w:sz w:val="26"/>
           <w:szCs w:val="26"/>
           <w:color w:val="215A9E"/>
@@ -1545,6 +1774,7 @@
           <w:i w:val="true"/>
           <w:b w:val="false"/>
           <w:u w:val="none"/>
+          <w:strike w:val="false"/>
           <w:sz w:val="22"/>
           <w:szCs w:val="22"/>
           <w:color w:val="000000"/>
@@ -1571,6 +1801,7 @@
           <w:i w:val="false"/>
           <w:b w:val="false"/>
           <w:u w:val="none"/>
+          <w:strike w:val="false"/>
           <w:sz w:val="22"/>
           <w:szCs w:val="22"/>
           <w:color w:val="000000"/>
@@ -1603,6 +1834,7 @@
           <w:i w:val="false"/>
           <w:b w:val="false"/>
           <w:u w:val="none"/>
+          <w:strike w:val="false"/>
           <w:sz w:val="18"/>
           <w:szCs w:val="18"/>
           <w:color w:val="545860"/>
@@ -1629,6 +1861,7 @@
           <w:i w:val="false"/>
           <w:b w:val="true"/>
           <w:u w:val="none"/>
+          <w:strike w:val="false"/>
           <w:sz w:val="36"/>
           <w:szCs w:val="36"/>
           <w:color w:val="063360"/>
@@ -1670,7 +1903,6 @@
           </w:tcPr>
           <w:p>
             <w:pPr>
-              <w:pStyle w:val="Normal"/>
               <w:jc w:val="left"/>
               <w:pBdr>
                 <w:bottom w:val="none" w:sz="0" w:space="0" w:color="000000"/>
@@ -1680,6 +1912,16 @@
               </w:pBdr>
               <w:spacing w:after="200" w:before="200" w:line="240"/>
               <w:ind w:left="200" w:right="200" w:firstLine="0" w:firstLineChars="0"/>
+              <w:rPr>
+                <w:rFonts w:ascii="Arial" w:hAnsi="Arial" w:eastAsia="Arial" w:cs="Arial"/>
+                <w:i w:val="false"/>
+                <w:b w:val="false"/>
+                <w:u w:val="none"/>
+                <w:strike w:val="false"/>
+                <w:sz w:val="21"/>
+                <w:szCs w:val="21"/>
+                <w:color w:val="000000"/>
+              </w:rPr>
             </w:pPr>
             <w:r>
               <w:rPr>
@@ -1687,6 +1929,7 @@
                 <w:i w:val="false"/>
                 <w:b w:val="true"/>
                 <w:u w:val="none"/>
+                <w:strike w:val="false"/>
                 <w:sz w:val="22"/>
                 <w:szCs w:val="22"/>
                 <w:color w:val="063360"/>
@@ -1699,6 +1942,7 @@
                 <w:i w:val="false"/>
                 <w:b w:val="false"/>
                 <w:u w:val="none"/>
+                <w:strike w:val="false"/>
                 <w:sz w:val="21"/>
                 <w:szCs w:val="21"/>
                 <w:color w:val="000000"/>
@@ -1711,6 +1955,7 @@
                 <w:i w:val="false"/>
                 <w:b w:val="false"/>
                 <w:u w:val="none"/>
+                <w:strike w:val="false"/>
                 <w:sz w:val="21"/>
                 <w:szCs w:val="21"/>
                 <w:color w:val="000000"/>
@@ -1723,6 +1968,7 @@
                 <w:i w:val="false"/>
                 <w:b w:val="false"/>
                 <w:u w:val="none"/>
+                <w:strike w:val="false"/>
                 <w:sz w:val="21"/>
                 <w:szCs w:val="21"/>
                 <w:color w:val="000000"/>
@@ -1735,6 +1981,7 @@
                 <w:i w:val="false"/>
                 <w:b w:val="false"/>
                 <w:u w:val="none"/>
+                <w:strike w:val="false"/>
                 <w:sz w:val="21"/>
                 <w:szCs w:val="21"/>
                 <w:color w:val="000000"/>
@@ -1747,6 +1994,7 @@
                 <w:i w:val="false"/>
                 <w:b w:val="false"/>
                 <w:u w:val="none"/>
+                <w:strike w:val="false"/>
                 <w:sz w:val="21"/>
                 <w:szCs w:val="21"/>
                 <w:color w:val="000000"/>
@@ -1759,6 +2007,7 @@
                 <w:i w:val="false"/>
                 <w:b w:val="false"/>
                 <w:u w:val="none"/>
+                <w:strike w:val="false"/>
                 <w:sz w:val="21"/>
                 <w:szCs w:val="21"/>
                 <w:color w:val="000000"/>
@@ -1771,6 +2020,7 @@
                 <w:i w:val="false"/>
                 <w:b w:val="false"/>
                 <w:u w:val="none"/>
+                <w:strike w:val="false"/>
                 <w:sz w:val="21"/>
                 <w:szCs w:val="21"/>
                 <w:color w:val="000000"/>
@@ -1783,6 +2033,7 @@
                 <w:i w:val="false"/>
                 <w:b w:val="false"/>
                 <w:u w:val="none"/>
+                <w:strike w:val="false"/>
                 <w:sz w:val="21"/>
                 <w:szCs w:val="21"/>
                 <w:color w:val="000000"/>
@@ -1795,6 +2046,7 @@
                 <w:i w:val="false"/>
                 <w:b w:val="false"/>
                 <w:u w:val="none"/>
+                <w:strike w:val="false"/>
                 <w:sz w:val="21"/>
                 <w:szCs w:val="21"/>
                 <w:color w:val="000000"/>
@@ -1807,6 +2059,7 @@
                 <w:i w:val="false"/>
                 <w:b w:val="false"/>
                 <w:u w:val="none"/>
+                <w:strike w:val="false"/>
                 <w:sz w:val="21"/>
                 <w:szCs w:val="21"/>
                 <w:color w:val="000000"/>
@@ -1819,6 +2072,7 @@
                 <w:i w:val="false"/>
                 <w:b w:val="false"/>
                 <w:u w:val="none"/>
+                <w:strike w:val="false"/>
                 <w:sz w:val="21"/>
                 <w:szCs w:val="21"/>
                 <w:color w:val="000000"/>
@@ -1831,6 +2085,7 @@
                 <w:i w:val="false"/>
                 <w:b w:val="false"/>
                 <w:u w:val="none"/>
+                <w:strike w:val="false"/>
                 <w:sz w:val="21"/>
                 <w:szCs w:val="21"/>
                 <w:color w:val="000000"/>
@@ -1843,6 +2098,7 @@
                 <w:i w:val="false"/>
                 <w:b w:val="false"/>
                 <w:u w:val="none"/>
+                <w:strike w:val="false"/>
                 <w:sz w:val="21"/>
                 <w:szCs w:val="21"/>
                 <w:color w:val="000000"/>
@@ -1855,6 +2111,7 @@
                 <w:i w:val="false"/>
                 <w:b w:val="false"/>
                 <w:u w:val="none"/>
+                <w:strike w:val="false"/>
                 <w:sz w:val="21"/>
                 <w:szCs w:val="21"/>
                 <w:color w:val="000000"/>
@@ -1867,6 +2124,7 @@
                 <w:i w:val="false"/>
                 <w:b w:val="false"/>
                 <w:u w:val="none"/>
+                <w:strike w:val="false"/>
                 <w:sz w:val="21"/>
                 <w:szCs w:val="21"/>
                 <w:color w:val="000000"/>
@@ -1879,6 +2137,7 @@
                 <w:i w:val="false"/>
                 <w:b w:val="false"/>
                 <w:u w:val="none"/>
+                <w:strike w:val="false"/>
                 <w:sz w:val="21"/>
                 <w:szCs w:val="21"/>
                 <w:color w:val="000000"/>
@@ -1891,6 +2150,7 @@
                 <w:i w:val="false"/>
                 <w:b w:val="false"/>
                 <w:u w:val="none"/>
+                <w:strike w:val="false"/>
                 <w:sz w:val="21"/>
                 <w:szCs w:val="21"/>
                 <w:color w:val="000000"/>
@@ -1903,6 +2163,7 @@
                 <w:i w:val="false"/>
                 <w:b w:val="false"/>
                 <w:u w:val="none"/>
+                <w:strike w:val="false"/>
                 <w:sz w:val="21"/>
                 <w:szCs w:val="21"/>
                 <w:color w:val="000000"/>
@@ -1915,6 +2176,7 @@
                 <w:i w:val="false"/>
                 <w:b w:val="false"/>
                 <w:u w:val="none"/>
+                <w:strike w:val="false"/>
                 <w:sz w:val="21"/>
                 <w:szCs w:val="21"/>
                 <w:color w:val="000000"/>
@@ -1927,6 +2189,7 @@
                 <w:i w:val="false"/>
                 <w:b w:val="false"/>
                 <w:u w:val="none"/>
+                <w:strike w:val="false"/>
                 <w:sz w:val="21"/>
                 <w:szCs w:val="21"/>
                 <w:color w:val="000000"/>
@@ -1954,7 +2217,6 @@
           </w:tcPr>
           <w:p>
             <w:pPr>
-              <w:pStyle w:val="Normal"/>
               <w:jc w:val="left"/>
               <w:pBdr>
                 <w:bottom w:val="none" w:sz="0" w:space="0" w:color="000000"/>
@@ -1964,6 +2226,16 @@
               </w:pBdr>
               <w:spacing w:after="200" w:before="200" w:line="240"/>
               <w:ind w:left="200" w:right="200" w:firstLine="0" w:firstLineChars="0"/>
+              <w:rPr>
+                <w:rFonts w:ascii="Arial" w:hAnsi="Arial" w:eastAsia="Arial" w:cs="Arial"/>
+                <w:i w:val="false"/>
+                <w:b w:val="false"/>
+                <w:u w:val="none"/>
+                <w:strike w:val="false"/>
+                <w:sz w:val="21"/>
+                <w:szCs w:val="21"/>
+                <w:color w:val="000000"/>
+              </w:rPr>
             </w:pPr>
             <w:r>
               <w:rPr>
@@ -1971,6 +2243,7 @@
                 <w:i w:val="false"/>
                 <w:b w:val="true"/>
                 <w:u w:val="none"/>
+                <w:strike w:val="false"/>
                 <w:sz w:val="22"/>
                 <w:szCs w:val="22"/>
                 <w:color w:val="063360"/>
@@ -1983,6 +2256,7 @@
                 <w:i w:val="false"/>
                 <w:b w:val="false"/>
                 <w:u w:val="none"/>
+                <w:strike w:val="false"/>
                 <w:sz w:val="21"/>
                 <w:szCs w:val="21"/>
                 <w:color w:val="000000"/>
@@ -1995,6 +2269,7 @@
                 <w:i w:val="false"/>
                 <w:b w:val="false"/>
                 <w:u w:val="none"/>
+                <w:strike w:val="false"/>
                 <w:sz w:val="21"/>
                 <w:szCs w:val="21"/>
                 <w:color w:val="000000"/>
@@ -2007,6 +2282,7 @@
                 <w:i w:val="false"/>
                 <w:b w:val="false"/>
                 <w:u w:val="none"/>
+                <w:strike w:val="false"/>
                 <w:sz w:val="21"/>
                 <w:szCs w:val="21"/>
                 <w:color w:val="000000"/>
@@ -2019,6 +2295,7 @@
                 <w:i w:val="false"/>
                 <w:b w:val="false"/>
                 <w:u w:val="none"/>
+                <w:strike w:val="false"/>
                 <w:sz w:val="21"/>
                 <w:szCs w:val="21"/>
                 <w:color w:val="000000"/>
@@ -2031,6 +2308,7 @@
                 <w:i w:val="false"/>
                 <w:b w:val="false"/>
                 <w:u w:val="none"/>
+                <w:strike w:val="false"/>
                 <w:sz w:val="21"/>
                 <w:szCs w:val="21"/>
                 <w:color w:val="000000"/>
@@ -2043,6 +2321,7 @@
                 <w:i w:val="false"/>
                 <w:b w:val="false"/>
                 <w:u w:val="none"/>
+                <w:strike w:val="false"/>
                 <w:sz w:val="21"/>
                 <w:szCs w:val="21"/>
                 <w:color w:val="000000"/>
@@ -2055,6 +2334,7 @@
                 <w:i w:val="false"/>
                 <w:b w:val="false"/>
                 <w:u w:val="none"/>
+                <w:strike w:val="false"/>
                 <w:sz w:val="21"/>
                 <w:szCs w:val="21"/>
                 <w:color w:val="000000"/>
@@ -2067,6 +2347,7 @@
                 <w:i w:val="false"/>
                 <w:b w:val="false"/>
                 <w:u w:val="none"/>
+                <w:strike w:val="false"/>
                 <w:sz w:val="21"/>
                 <w:szCs w:val="21"/>
                 <w:color w:val="000000"/>
@@ -2079,6 +2360,7 @@
                 <w:i w:val="false"/>
                 <w:b w:val="false"/>
                 <w:u w:val="none"/>
+                <w:strike w:val="false"/>
                 <w:sz w:val="21"/>
                 <w:szCs w:val="21"/>
                 <w:color w:val="000000"/>
@@ -2091,6 +2373,7 @@
                 <w:i w:val="false"/>
                 <w:b w:val="false"/>
                 <w:u w:val="none"/>
+                <w:strike w:val="false"/>
                 <w:sz w:val="21"/>
                 <w:szCs w:val="21"/>
                 <w:color w:val="000000"/>
@@ -2103,6 +2386,7 @@
                 <w:i w:val="false"/>
                 <w:b w:val="false"/>
                 <w:u w:val="none"/>
+                <w:strike w:val="false"/>
                 <w:sz w:val="21"/>
                 <w:szCs w:val="21"/>
                 <w:color w:val="000000"/>
@@ -2115,6 +2399,7 @@
                 <w:i w:val="false"/>
                 <w:b w:val="false"/>
                 <w:u w:val="none"/>
+                <w:strike w:val="false"/>
                 <w:sz w:val="21"/>
                 <w:szCs w:val="21"/>
                 <w:color w:val="000000"/>
@@ -2127,6 +2412,7 @@
                 <w:i w:val="false"/>
                 <w:b w:val="false"/>
                 <w:u w:val="none"/>
+                <w:strike w:val="false"/>
                 <w:sz w:val="21"/>
                 <w:szCs w:val="21"/>
                 <w:color w:val="000000"/>
@@ -2139,6 +2425,7 @@
                 <w:i w:val="false"/>
                 <w:b w:val="false"/>
                 <w:u w:val="none"/>
+                <w:strike w:val="false"/>
                 <w:sz w:val="21"/>
                 <w:szCs w:val="21"/>
                 <w:color w:val="000000"/>
@@ -2151,6 +2438,7 @@
                 <w:i w:val="false"/>
                 <w:b w:val="false"/>
                 <w:u w:val="none"/>
+                <w:strike w:val="false"/>
                 <w:sz w:val="21"/>
                 <w:szCs w:val="21"/>
                 <w:color w:val="000000"/>
@@ -2163,6 +2451,7 @@
                 <w:i w:val="false"/>
                 <w:b w:val="false"/>
                 <w:u w:val="none"/>
+                <w:strike w:val="false"/>
                 <w:sz w:val="21"/>
                 <w:szCs w:val="21"/>
                 <w:color w:val="000000"/>
@@ -2175,6 +2464,7 @@
                 <w:i w:val="false"/>
                 <w:b w:val="false"/>
                 <w:u w:val="none"/>
+                <w:strike w:val="false"/>
                 <w:sz w:val="21"/>
                 <w:szCs w:val="21"/>
                 <w:color w:val="000000"/>
@@ -2187,6 +2477,7 @@
                 <w:i w:val="false"/>
                 <w:b w:val="false"/>
                 <w:u w:val="none"/>
+                <w:strike w:val="false"/>
                 <w:sz w:val="21"/>
                 <w:szCs w:val="21"/>
                 <w:color w:val="000000"/>
@@ -2199,6 +2490,7 @@
                 <w:i w:val="false"/>
                 <w:b w:val="false"/>
                 <w:u w:val="none"/>
+                <w:strike w:val="false"/>
                 <w:sz w:val="21"/>
                 <w:szCs w:val="21"/>
                 <w:color w:val="000000"/>
@@ -2211,6 +2503,7 @@
                 <w:i w:val="false"/>
                 <w:b w:val="false"/>
                 <w:u w:val="none"/>
+                <w:strike w:val="false"/>
                 <w:sz w:val="21"/>
                 <w:szCs w:val="21"/>
                 <w:color w:val="000000"/>
@@ -2244,7 +2537,6 @@
           </w:tcPr>
           <w:p>
             <w:pPr>
-              <w:pStyle w:val="Normal"/>
               <w:jc w:val="left"/>
               <w:pBdr>
                 <w:bottom w:val="none" w:sz="0" w:space="0" w:color="000000"/>
@@ -2254,6 +2546,16 @@
               </w:pBdr>
               <w:spacing w:after="200" w:before="200" w:line="240"/>
               <w:ind w:left="200" w:right="200" w:firstLine="0" w:firstLineChars="0"/>
+              <w:rPr>
+                <w:rFonts w:ascii="Arial" w:hAnsi="Arial" w:eastAsia="Arial" w:cs="Arial"/>
+                <w:i w:val="false"/>
+                <w:b w:val="false"/>
+                <w:u w:val="none"/>
+                <w:strike w:val="false"/>
+                <w:sz w:val="21"/>
+                <w:szCs w:val="21"/>
+                <w:color w:val="000000"/>
+              </w:rPr>
             </w:pPr>
             <w:r>
               <w:rPr>
@@ -2261,6 +2563,7 @@
                 <w:i w:val="false"/>
                 <w:b w:val="true"/>
                 <w:u w:val="none"/>
+                <w:strike w:val="false"/>
                 <w:sz w:val="22"/>
                 <w:szCs w:val="22"/>
                 <w:color w:val="063360"/>
@@ -2273,6 +2576,7 @@
                 <w:i w:val="false"/>
                 <w:b w:val="false"/>
                 <w:u w:val="none"/>
+                <w:strike w:val="false"/>
                 <w:sz w:val="21"/>
                 <w:szCs w:val="21"/>
                 <w:color w:val="000000"/>
@@ -2285,6 +2589,7 @@
                 <w:i w:val="false"/>
                 <w:b w:val="false"/>
                 <w:u w:val="none"/>
+                <w:strike w:val="false"/>
                 <w:sz w:val="21"/>
                 <w:szCs w:val="21"/>
                 <w:color w:val="000000"/>
@@ -2297,6 +2602,7 @@
                 <w:i w:val="false"/>
                 <w:b w:val="false"/>
                 <w:u w:val="none"/>
+                <w:strike w:val="false"/>
                 <w:sz w:val="21"/>
                 <w:szCs w:val="21"/>
                 <w:color w:val="000000"/>
@@ -2309,6 +2615,7 @@
                 <w:i w:val="false"/>
                 <w:b w:val="false"/>
                 <w:u w:val="none"/>
+                <w:strike w:val="false"/>
                 <w:sz w:val="21"/>
                 <w:szCs w:val="21"/>
                 <w:color w:val="000000"/>
@@ -2321,6 +2628,7 @@
                 <w:i w:val="false"/>
                 <w:b w:val="false"/>
                 <w:u w:val="none"/>
+                <w:strike w:val="false"/>
                 <w:sz w:val="21"/>
                 <w:szCs w:val="21"/>
                 <w:color w:val="000000"/>
@@ -2333,6 +2641,7 @@
                 <w:i w:val="false"/>
                 <w:b w:val="false"/>
                 <w:u w:val="none"/>
+                <w:strike w:val="false"/>
                 <w:sz w:val="21"/>
                 <w:szCs w:val="21"/>
                 <w:color w:val="000000"/>
@@ -2345,6 +2654,7 @@
                 <w:i w:val="false"/>
                 <w:b w:val="false"/>
                 <w:u w:val="none"/>
+                <w:strike w:val="false"/>
                 <w:sz w:val="21"/>
                 <w:szCs w:val="21"/>
                 <w:color w:val="000000"/>
@@ -2357,6 +2667,7 @@
                 <w:i w:val="false"/>
                 <w:b w:val="false"/>
                 <w:u w:val="none"/>
+                <w:strike w:val="false"/>
                 <w:sz w:val="21"/>
                 <w:szCs w:val="21"/>
                 <w:color w:val="000000"/>
@@ -2369,6 +2680,7 @@
                 <w:i w:val="false"/>
                 <w:b w:val="false"/>
                 <w:u w:val="none"/>
+                <w:strike w:val="false"/>
                 <w:sz w:val="21"/>
                 <w:szCs w:val="21"/>
                 <w:color w:val="000000"/>
@@ -2381,6 +2693,7 @@
                 <w:i w:val="false"/>
                 <w:b w:val="false"/>
                 <w:u w:val="none"/>
+                <w:strike w:val="false"/>
                 <w:sz w:val="21"/>
                 <w:szCs w:val="21"/>
                 <w:color w:val="000000"/>
@@ -2393,6 +2706,7 @@
                 <w:i w:val="false"/>
                 <w:b w:val="false"/>
                 <w:u w:val="none"/>
+                <w:strike w:val="false"/>
                 <w:sz w:val="21"/>
                 <w:szCs w:val="21"/>
                 <w:color w:val="000000"/>
@@ -2405,6 +2719,7 @@
                 <w:i w:val="false"/>
                 <w:b w:val="false"/>
                 <w:u w:val="none"/>
+                <w:strike w:val="false"/>
                 <w:sz w:val="21"/>
                 <w:szCs w:val="21"/>
                 <w:color w:val="000000"/>
@@ -2417,6 +2732,7 @@
                 <w:i w:val="false"/>
                 <w:b w:val="false"/>
                 <w:u w:val="none"/>
+                <w:strike w:val="false"/>
                 <w:sz w:val="21"/>
                 <w:szCs w:val="21"/>
                 <w:color w:val="000000"/>
@@ -2429,6 +2745,7 @@
                 <w:i w:val="false"/>
                 <w:b w:val="false"/>
                 <w:u w:val="none"/>
+                <w:strike w:val="false"/>
                 <w:sz w:val="21"/>
                 <w:szCs w:val="21"/>
                 <w:color w:val="000000"/>
@@ -2441,6 +2758,7 @@
                 <w:i w:val="false"/>
                 <w:b w:val="false"/>
                 <w:u w:val="none"/>
+                <w:strike w:val="false"/>
                 <w:sz w:val="21"/>
                 <w:szCs w:val="21"/>
                 <w:color w:val="000000"/>
@@ -2453,6 +2771,7 @@
                 <w:i w:val="false"/>
                 <w:b w:val="false"/>
                 <w:u w:val="none"/>
+                <w:strike w:val="false"/>
                 <w:sz w:val="21"/>
                 <w:szCs w:val="21"/>
                 <w:color w:val="000000"/>
@@ -2465,6 +2784,7 @@
                 <w:i w:val="false"/>
                 <w:b w:val="false"/>
                 <w:u w:val="none"/>
+                <w:strike w:val="false"/>
                 <w:sz w:val="21"/>
                 <w:szCs w:val="21"/>
                 <w:color w:val="000000"/>
@@ -2477,6 +2797,7 @@
                 <w:i w:val="false"/>
                 <w:b w:val="false"/>
                 <w:u w:val="none"/>
+                <w:strike w:val="false"/>
                 <w:sz w:val="21"/>
                 <w:szCs w:val="21"/>
                 <w:color w:val="000000"/>
@@ -2489,6 +2810,7 @@
                 <w:i w:val="false"/>
                 <w:b w:val="false"/>
                 <w:u w:val="none"/>
+                <w:strike w:val="false"/>
                 <w:sz w:val="21"/>
                 <w:szCs w:val="21"/>
                 <w:color w:val="000000"/>
@@ -2501,6 +2823,7 @@
                 <w:i w:val="false"/>
                 <w:b w:val="false"/>
                 <w:u w:val="none"/>
+                <w:strike w:val="false"/>
                 <w:sz w:val="21"/>
                 <w:szCs w:val="21"/>
                 <w:color w:val="000000"/>
@@ -2528,7 +2851,6 @@
           </w:tcPr>
           <w:p>
             <w:pPr>
-              <w:pStyle w:val="Normal"/>
               <w:jc w:val="left"/>
               <w:pBdr>
                 <w:bottom w:val="none" w:sz="0" w:space="0" w:color="000000"/>
@@ -2538,6 +2860,16 @@
               </w:pBdr>
               <w:spacing w:after="200" w:before="200" w:line="240"/>
               <w:ind w:left="200" w:right="200" w:firstLine="0" w:firstLineChars="0"/>
+              <w:rPr>
+                <w:rFonts w:ascii="Arial" w:hAnsi="Arial" w:eastAsia="Arial" w:cs="Arial"/>
+                <w:i w:val="false"/>
+                <w:b w:val="false"/>
+                <w:u w:val="none"/>
+                <w:strike w:val="false"/>
+                <w:sz w:val="21"/>
+                <w:szCs w:val="21"/>
+                <w:color w:val="000000"/>
+              </w:rPr>
             </w:pPr>
             <w:r>
               <w:rPr>
@@ -2545,6 +2877,7 @@
                 <w:i w:val="false"/>
                 <w:b w:val="true"/>
                 <w:u w:val="none"/>
+                <w:strike w:val="false"/>
                 <w:sz w:val="22"/>
                 <w:szCs w:val="22"/>
                 <w:color w:val="063360"/>
@@ -2557,6 +2890,7 @@
                 <w:i w:val="false"/>
                 <w:b w:val="false"/>
                 <w:u w:val="none"/>
+                <w:strike w:val="false"/>
                 <w:sz w:val="21"/>
                 <w:szCs w:val="21"/>
                 <w:color w:val="000000"/>
@@ -2569,6 +2903,7 @@
                 <w:i w:val="false"/>
                 <w:b w:val="false"/>
                 <w:u w:val="none"/>
+                <w:strike w:val="false"/>
                 <w:sz w:val="21"/>
                 <w:szCs w:val="21"/>
                 <w:color w:val="000000"/>
@@ -2581,6 +2916,7 @@
                 <w:i w:val="false"/>
                 <w:b w:val="false"/>
                 <w:u w:val="none"/>
+                <w:strike w:val="false"/>
                 <w:sz w:val="21"/>
                 <w:szCs w:val="21"/>
                 <w:color w:val="000000"/>
@@ -2593,6 +2929,7 @@
                 <w:i w:val="false"/>
                 <w:b w:val="false"/>
                 <w:u w:val="none"/>
+                <w:strike w:val="false"/>
                 <w:sz w:val="21"/>
                 <w:szCs w:val="21"/>
                 <w:color w:val="000000"/>
@@ -2605,6 +2942,7 @@
                 <w:i w:val="false"/>
                 <w:b w:val="false"/>
                 <w:u w:val="none"/>
+                <w:strike w:val="false"/>
                 <w:sz w:val="21"/>
                 <w:szCs w:val="21"/>
                 <w:color w:val="000000"/>
@@ -2617,6 +2955,7 @@
                 <w:i w:val="false"/>
                 <w:b w:val="false"/>
                 <w:u w:val="none"/>
+                <w:strike w:val="false"/>
                 <w:sz w:val="21"/>
                 <w:szCs w:val="21"/>
                 <w:color w:val="000000"/>
@@ -2629,6 +2968,7 @@
                 <w:i w:val="false"/>
                 <w:b w:val="false"/>
                 <w:u w:val="none"/>
+                <w:strike w:val="false"/>
                 <w:sz w:val="21"/>
                 <w:szCs w:val="21"/>
                 <w:color w:val="000000"/>
@@ -2641,6 +2981,7 @@
                 <w:i w:val="false"/>
                 <w:b w:val="false"/>
                 <w:u w:val="none"/>
+                <w:strike w:val="false"/>
                 <w:sz w:val="21"/>
                 <w:szCs w:val="21"/>
                 <w:color w:val="000000"/>
@@ -2653,6 +2994,7 @@
                 <w:i w:val="false"/>
                 <w:b w:val="false"/>
                 <w:u w:val="none"/>
+                <w:strike w:val="false"/>
                 <w:sz w:val="21"/>
                 <w:szCs w:val="21"/>
                 <w:color w:val="000000"/>
@@ -2665,6 +3007,7 @@
                 <w:i w:val="false"/>
                 <w:b w:val="false"/>
                 <w:u w:val="none"/>
+                <w:strike w:val="false"/>
                 <w:sz w:val="21"/>
                 <w:szCs w:val="21"/>
                 <w:color w:val="000000"/>
@@ -2677,6 +3020,7 @@
                 <w:i w:val="false"/>
                 <w:b w:val="false"/>
                 <w:u w:val="none"/>
+                <w:strike w:val="false"/>
                 <w:sz w:val="21"/>
                 <w:szCs w:val="21"/>
                 <w:color w:val="000000"/>
@@ -2689,6 +3033,7 @@
                 <w:i w:val="false"/>
                 <w:b w:val="false"/>
                 <w:u w:val="none"/>
+                <w:strike w:val="false"/>
                 <w:sz w:val="21"/>
                 <w:szCs w:val="21"/>
                 <w:color w:val="000000"/>
@@ -2701,6 +3046,7 @@
                 <w:i w:val="false"/>
                 <w:b w:val="false"/>
                 <w:u w:val="none"/>
+                <w:strike w:val="false"/>
                 <w:sz w:val="21"/>
                 <w:szCs w:val="21"/>
                 <w:color w:val="000000"/>
@@ -2713,6 +3059,7 @@
                 <w:i w:val="false"/>
                 <w:b w:val="false"/>
                 <w:u w:val="none"/>
+                <w:strike w:val="false"/>
                 <w:sz w:val="21"/>
                 <w:szCs w:val="21"/>
                 <w:color w:val="000000"/>
@@ -2725,6 +3072,7 @@
                 <w:i w:val="false"/>
                 <w:b w:val="false"/>
                 <w:u w:val="none"/>
+                <w:strike w:val="false"/>
                 <w:sz w:val="21"/>
                 <w:szCs w:val="21"/>
                 <w:color w:val="000000"/>
@@ -2737,6 +3085,7 @@
                 <w:i w:val="false"/>
                 <w:b w:val="false"/>
                 <w:u w:val="none"/>
+                <w:strike w:val="false"/>
                 <w:sz w:val="21"/>
                 <w:szCs w:val="21"/>
                 <w:color w:val="000000"/>
@@ -2749,6 +3098,7 @@
                 <w:i w:val="false"/>
                 <w:b w:val="false"/>
                 <w:u w:val="none"/>
+                <w:strike w:val="false"/>
                 <w:sz w:val="21"/>
                 <w:szCs w:val="21"/>
                 <w:color w:val="000000"/>
@@ -2761,6 +3111,7 @@
                 <w:i w:val="false"/>
                 <w:b w:val="false"/>
                 <w:u w:val="none"/>
+                <w:strike w:val="false"/>
                 <w:sz w:val="21"/>
                 <w:szCs w:val="21"/>
                 <w:color w:val="000000"/>
@@ -2773,6 +3124,7 @@
                 <w:i w:val="false"/>
                 <w:b w:val="false"/>
                 <w:u w:val="none"/>
+                <w:strike w:val="false"/>
                 <w:sz w:val="21"/>
                 <w:szCs w:val="21"/>
                 <w:color w:val="000000"/>
@@ -2785,6 +3137,7 @@
                 <w:i w:val="false"/>
                 <w:b w:val="false"/>
                 <w:u w:val="none"/>
+                <w:strike w:val="false"/>
                 <w:sz w:val="21"/>
                 <w:szCs w:val="21"/>
                 <w:color w:val="000000"/>
@@ -2795,11 +3148,11 @@
         </w:tc>
       </w:tr>
     </w:tbl>
-    <w:sectPr w:officer="true">
-      <w:pgMar w:header="720" w:bottom="1008" w:top="1008" w:right="1152" w:left="1152" w:footer="720" w:gutter="720"/>
+    <w:sectPr>
+      <w:pgMar w:header="708" w:bottom="1008" w:top="1008" w:right="1152" w:left="1152" w:footer="708" w:gutter="0"/>
       <w:pgSz w:h="16838" w:w="11906" w:orient="portrait"/>
+      <w:type w:val="continuous"/>
       <w:cols/>
-      <w:type w:val="continuous"/>
     </w:sectPr>
   </w:body>
 </w:document>

--- a/docs/handouts/Oct14_session2_handouts.docx
+++ b/docs/handouts/Oct14_session2_handouts.docx
@@ -80,7 +80,7 @@
           <w:szCs w:val="22"/>
           <w:color w:val="000000"/>
         </w:rPr>
-        <w:t xml:space="preserve">Each section of this session shows the same data drawn two ways. For every pair, in groups: what is this figure telling you, and what might be wrong or misleading?</w:t>
+        <w:t xml:space="preserve">Each section of this session shows the same data drawn two ways. For every pair, discuss in groups: what is the figure telling you, and what might be wrong or misleading about the figure?</w:t>
       </w:r>
     </w:p>
     <w:tbl xmlns:a="http://schemas.openxmlformats.org/drawingml/2006/main" xmlns:pic="http://schemas.openxmlformats.org/drawingml/2006/picture">
@@ -99,7 +99,6 @@
           <w:trHeight w:val="360" w:hRule="auto"/>
           <w:tblHeader/>
         </w:trPr>
-        header1
         <w:tc>
           <w:tcPr>
             <w:tcBorders>
@@ -119,6 +118,7 @@
           </w:tcPr>
           <w:p>
             <w:pPr>
+              <w:pStyle w:val="Normal"/>
               <w:jc w:val="left"/>
               <w:pBdr>
                 <w:bottom w:val="none" w:sz="0" w:space="0" w:color="000000"/>
@@ -173,6 +173,7 @@
           </w:tcPr>
           <w:p>
             <w:pPr>
+              <w:pStyle w:val="Normal"/>
               <w:jc w:val="left"/>
               <w:pBdr>
                 <w:bottom w:val="none" w:sz="0" w:space="0" w:color="000000"/>
@@ -204,7 +205,7 @@
                 <w:szCs w:val="21"/>
                 <w:color w:val="063360"/>
               </w:rPr>
-              <w:t xml:space="preserve">What is it telling you?</w:t>
+              <w:t xml:space="preserve">What is the figure telling you?</w:t>
             </w:r>
           </w:p>
         </w:tc>
@@ -227,6 +228,7 @@
           </w:tcPr>
           <w:p>
             <w:pPr>
+              <w:pStyle w:val="Normal"/>
               <w:jc w:val="left"/>
               <w:pBdr>
                 <w:bottom w:val="none" w:sz="0" w:space="0" w:color="000000"/>
@@ -267,7 +269,6 @@
         <w:trPr>
           <w:trHeight w:val="1224" w:hRule="atLeast"/>
         </w:trPr>
-        body1
         <w:tc>
           <w:tcPr>
             <w:tcBorders>
@@ -287,6 +288,7 @@
           </w:tcPr>
           <w:p>
             <w:pPr>
+              <w:pStyle w:val="Normal"/>
               <w:jc w:val="left"/>
               <w:pBdr>
                 <w:bottom w:val="none" w:sz="0" w:space="0" w:color="000000"/>
@@ -341,6 +343,7 @@
           </w:tcPr>
           <w:p>
             <w:pPr>
+              <w:pStyle w:val="Normal"/>
               <w:jc w:val="left"/>
               <w:pBdr>
                 <w:bottom w:val="none" w:sz="0" w:space="0" w:color="000000"/>
@@ -395,6 +398,7 @@
           </w:tcPr>
           <w:p>
             <w:pPr>
+              <w:pStyle w:val="Normal"/>
               <w:jc w:val="left"/>
               <w:pBdr>
                 <w:bottom w:val="none" w:sz="0" w:space="0" w:color="000000"/>
@@ -435,7 +439,6 @@
         <w:trPr>
           <w:trHeight w:val="1224" w:hRule="atLeast"/>
         </w:trPr>
-        body2
         <w:tc>
           <w:tcPr>
             <w:tcBorders>
@@ -455,6 +458,7 @@
           </w:tcPr>
           <w:p>
             <w:pPr>
+              <w:pStyle w:val="Normal"/>
               <w:jc w:val="left"/>
               <w:pBdr>
                 <w:bottom w:val="none" w:sz="0" w:space="0" w:color="000000"/>
@@ -509,6 +513,7 @@
           </w:tcPr>
           <w:p>
             <w:pPr>
+              <w:pStyle w:val="Normal"/>
               <w:jc w:val="left"/>
               <w:pBdr>
                 <w:bottom w:val="none" w:sz="0" w:space="0" w:color="000000"/>
@@ -563,6 +568,7 @@
           </w:tcPr>
           <w:p>
             <w:pPr>
+              <w:pStyle w:val="Normal"/>
               <w:jc w:val="left"/>
               <w:pBdr>
                 <w:bottom w:val="none" w:sz="0" w:space="0" w:color="000000"/>
@@ -603,7 +609,6 @@
         <w:trPr>
           <w:trHeight w:val="1224" w:hRule="atLeast"/>
         </w:trPr>
-        body3
         <w:tc>
           <w:tcPr>
             <w:tcBorders>
@@ -623,6 +628,7 @@
           </w:tcPr>
           <w:p>
             <w:pPr>
+              <w:pStyle w:val="Normal"/>
               <w:jc w:val="left"/>
               <w:pBdr>
                 <w:bottom w:val="none" w:sz="0" w:space="0" w:color="000000"/>
@@ -677,6 +683,7 @@
           </w:tcPr>
           <w:p>
             <w:pPr>
+              <w:pStyle w:val="Normal"/>
               <w:jc w:val="left"/>
               <w:pBdr>
                 <w:bottom w:val="none" w:sz="0" w:space="0" w:color="000000"/>
@@ -731,6 +738,7 @@
           </w:tcPr>
           <w:p>
             <w:pPr>
+              <w:pStyle w:val="Normal"/>
               <w:jc w:val="left"/>
               <w:pBdr>
                 <w:bottom w:val="none" w:sz="0" w:space="0" w:color="000000"/>
@@ -771,7 +779,6 @@
         <w:trPr>
           <w:trHeight w:val="1224" w:hRule="atLeast"/>
         </w:trPr>
-        body4
         <w:tc>
           <w:tcPr>
             <w:tcBorders>
@@ -791,6 +798,7 @@
           </w:tcPr>
           <w:p>
             <w:pPr>
+              <w:pStyle w:val="Normal"/>
               <w:jc w:val="left"/>
               <w:pBdr>
                 <w:bottom w:val="none" w:sz="0" w:space="0" w:color="000000"/>
@@ -845,6 +853,7 @@
           </w:tcPr>
           <w:p>
             <w:pPr>
+              <w:pStyle w:val="Normal"/>
               <w:jc w:val="left"/>
               <w:pBdr>
                 <w:bottom w:val="none" w:sz="0" w:space="0" w:color="000000"/>
@@ -899,6 +908,7 @@
           </w:tcPr>
           <w:p>
             <w:pPr>
+              <w:pStyle w:val="Normal"/>
               <w:jc w:val="left"/>
               <w:pBdr>
                 <w:bottom w:val="none" w:sz="0" w:space="0" w:color="000000"/>
@@ -939,7 +949,6 @@
         <w:trPr>
           <w:trHeight w:val="1224" w:hRule="atLeast"/>
         </w:trPr>
-        body5
         <w:tc>
           <w:tcPr>
             <w:tcBorders>
@@ -959,6 +968,7 @@
           </w:tcPr>
           <w:p>
             <w:pPr>
+              <w:pStyle w:val="Normal"/>
               <w:jc w:val="left"/>
               <w:pBdr>
                 <w:bottom w:val="none" w:sz="0" w:space="0" w:color="000000"/>
@@ -1013,6 +1023,7 @@
           </w:tcPr>
           <w:p>
             <w:pPr>
+              <w:pStyle w:val="Normal"/>
               <w:jc w:val="left"/>
               <w:pBdr>
                 <w:bottom w:val="none" w:sz="0" w:space="0" w:color="000000"/>
@@ -1067,6 +1078,7 @@
           </w:tcPr>
           <w:p>
             <w:pPr>
+              <w:pStyle w:val="Normal"/>
               <w:jc w:val="left"/>
               <w:pBdr>
                 <w:bottom w:val="none" w:sz="0" w:space="0" w:color="000000"/>
@@ -1107,7 +1119,6 @@
         <w:trPr>
           <w:trHeight w:val="1224" w:hRule="atLeast"/>
         </w:trPr>
-        body6
         <w:tc>
           <w:tcPr>
             <w:tcBorders>
@@ -1127,6 +1138,7 @@
           </w:tcPr>
           <w:p>
             <w:pPr>
+              <w:pStyle w:val="Normal"/>
               <w:jc w:val="left"/>
               <w:pBdr>
                 <w:bottom w:val="none" w:sz="0" w:space="0" w:color="000000"/>
@@ -1181,6 +1193,7 @@
           </w:tcPr>
           <w:p>
             <w:pPr>
+              <w:pStyle w:val="Normal"/>
               <w:jc w:val="left"/>
               <w:pBdr>
                 <w:bottom w:val="none" w:sz="0" w:space="0" w:color="000000"/>
@@ -1235,6 +1248,7 @@
           </w:tcPr>
           <w:p>
             <w:pPr>
+              <w:pStyle w:val="Normal"/>
               <w:jc w:val="left"/>
               <w:pBdr>
                 <w:bottom w:val="none" w:sz="0" w:space="0" w:color="000000"/>
@@ -1350,7 +1364,7 @@
           <w:szCs w:val="22"/>
           <w:color w:val="000000"/>
         </w:rPr>
-        <w:t xml:space="preserve">The pooled change in child collisions and the average of each segment's change: close, or far apart?  ________</w:t>
+        <w:t xml:space="preserve">The percentage change in child collisions with all segments added together, and the average of each segment's own percentage change: are these two numbers close, or far apart?  ________</w:t>
       </w:r>
     </w:p>
     <w:p>
@@ -1644,7 +1658,7 @@
           <w:szCs w:val="22"/>
           <w:color w:val="000000"/>
         </w:rPr>
-        <w:t xml:space="preserve">Four minutes. Is it right? Does it answer the question that was asked? What does it explain well?</w:t>
+        <w:t xml:space="preserve">Four minutes. Is the AI's answer correct? Does the answer respond to the question that was asked? What does the answer explain well?</w:t>
       </w:r>
     </w:p>
     <w:p>
@@ -1806,7 +1820,34 @@
           <w:szCs w:val="22"/>
           <w:color w:val="000000"/>
         </w:rPr>
-        <w:t xml:space="preserve">Two habits: ask the AI to ask you questions before it answers, and paste its answer into a fresh chat to check it.</w:t>
+        <w:t xml:space="preserve">What changes in the AI's answer with this prompt?</w:t>
+      </w:r>
+    </w:p>
+    <w:p>
+      <w:pPr>
+        <w:pStyle w:val="Normal"/>
+        <w:jc w:val="left"/>
+        <w:pBdr>
+          <w:bottom w:val="none" w:sz="0" w:space="0" w:color="000000"/>
+          <w:top w:val="none" w:sz="0" w:space="0" w:color="000000"/>
+          <w:left w:val="none" w:sz="0" w:space="0" w:color="000000"/>
+          <w:right w:val="none" w:sz="0" w:space="0" w:color="000000"/>
+        </w:pBdr>
+        <w:spacing w:after="80" w:before="0" w:line="240"/>
+        <w:ind w:left="0" w:right="0" w:firstLine="0" w:firstLineChars="0"/>
+      </w:pPr>
+      <w:r>
+        <w:rPr>
+          <w:rFonts w:ascii="Arial" w:hAnsi="Arial" w:eastAsia="Arial" w:cs="Arial"/>
+          <w:i w:val="false"/>
+          <w:b w:val="false"/>
+          <w:u w:val="none"/>
+          <w:strike w:val="false"/>
+          <w:sz w:val="22"/>
+          <w:szCs w:val="22"/>
+          <w:color w:val="000000"/>
+        </w:rPr>
+        <w:t xml:space="preserve">Two habits: ask the AI to ask you questions before it answers, and paste the AI's answer into a new chat and ask the AI to check that answer.</w:t>
       </w:r>
     </w:p>
     <w:p>
@@ -1883,7 +1924,6 @@
         <w:trPr>
           <w:trHeight w:val="5184" w:hRule="atLeast"/>
         </w:trPr>
-        body1
         <w:tc>
           <w:tcPr>
             <w:tcBorders>
@@ -1903,6 +1943,7 @@
           </w:tcPr>
           <w:p>
             <w:pPr>
+              <w:pStyle w:val="Normal"/>
               <w:jc w:val="left"/>
               <w:pBdr>
                 <w:bottom w:val="none" w:sz="0" w:space="0" w:color="000000"/>
@@ -1986,7 +2027,7 @@
                 <w:szCs w:val="21"/>
                 <w:color w:val="000000"/>
               </w:rPr>
-              <w:t xml:space="preserve">2. Ask what the bar is averaging over.</w:t>
+              <w:t xml:space="preserve">2. Ask what each bar is an average of.</w:t>
             </w:r>
             <w:r>
               <w:rPr>
@@ -2012,7 +2053,7 @@
                 <w:szCs w:val="21"/>
                 <w:color w:val="000000"/>
               </w:rPr>
-              <w:t xml:space="preserve">3. Check the denominator.</w:t>
+              <w:t xml:space="preserve">3. Check what each percentage is a percentage of.</w:t>
             </w:r>
             <w:r>
               <w:rPr>
@@ -2064,7 +2105,7 @@
                 <w:szCs w:val="21"/>
                 <w:color w:val="000000"/>
               </w:rPr>
-              <w:t xml:space="preserve">5. Discount the future in front of the reader.</w:t>
+              <w:t xml:space="preserve">5. Show future savings at today's value (discounted).</w:t>
             </w:r>
             <w:r>
               <w:rPr>
@@ -2142,7 +2183,7 @@
                 <w:szCs w:val="21"/>
                 <w:color w:val="000000"/>
               </w:rPr>
-              <w:t xml:space="preserve">Questions I will bring to the clinic:</w:t>
+              <w:t xml:space="preserve">Questions I will bring to the next session (the QA clinic):</w:t>
             </w:r>
             <w:r>
               <w:rPr>
@@ -2217,6 +2258,7 @@
           </w:tcPr>
           <w:p>
             <w:pPr>
+              <w:pStyle w:val="Normal"/>
               <w:jc w:val="left"/>
               <w:pBdr>
                 <w:bottom w:val="none" w:sz="0" w:space="0" w:color="000000"/>
@@ -2300,7 +2342,7 @@
                 <w:szCs w:val="21"/>
                 <w:color w:val="000000"/>
               </w:rPr>
-              <w:t xml:space="preserve">2. Ask what the bar is averaging over.</w:t>
+              <w:t xml:space="preserve">2. Ask what each bar is an average of.</w:t>
             </w:r>
             <w:r>
               <w:rPr>
@@ -2326,7 +2368,7 @@
                 <w:szCs w:val="21"/>
                 <w:color w:val="000000"/>
               </w:rPr>
-              <w:t xml:space="preserve">3. Check the denominator.</w:t>
+              <w:t xml:space="preserve">3. Check what each percentage is a percentage of.</w:t>
             </w:r>
             <w:r>
               <w:rPr>
@@ -2378,7 +2420,7 @@
                 <w:szCs w:val="21"/>
                 <w:color w:val="000000"/>
               </w:rPr>
-              <w:t xml:space="preserve">5. Discount the future in front of the reader.</w:t>
+              <w:t xml:space="preserve">5. Show future savings at today's value (discounted).</w:t>
             </w:r>
             <w:r>
               <w:rPr>
@@ -2456,7 +2498,7 @@
                 <w:szCs w:val="21"/>
                 <w:color w:val="000000"/>
               </w:rPr>
-              <w:t xml:space="preserve">Questions I will bring to the clinic:</w:t>
+              <w:t xml:space="preserve">Questions I will bring to the next session (the QA clinic):</w:t>
             </w:r>
             <w:r>
               <w:rPr>
@@ -2517,7 +2559,6 @@
         <w:trPr>
           <w:trHeight w:val="5184" w:hRule="atLeast"/>
         </w:trPr>
-        body2
         <w:tc>
           <w:tcPr>
             <w:tcBorders>
@@ -2537,6 +2578,7 @@
           </w:tcPr>
           <w:p>
             <w:pPr>
+              <w:pStyle w:val="Normal"/>
               <w:jc w:val="left"/>
               <w:pBdr>
                 <w:bottom w:val="none" w:sz="0" w:space="0" w:color="000000"/>
@@ -2620,7 +2662,7 @@
                 <w:szCs w:val="21"/>
                 <w:color w:val="000000"/>
               </w:rPr>
-              <w:t xml:space="preserve">2. Ask what the bar is averaging over.</w:t>
+              <w:t xml:space="preserve">2. Ask what each bar is an average of.</w:t>
             </w:r>
             <w:r>
               <w:rPr>
@@ -2646,7 +2688,7 @@
                 <w:szCs w:val="21"/>
                 <w:color w:val="000000"/>
               </w:rPr>
-              <w:t xml:space="preserve">3. Check the denominator.</w:t>
+              <w:t xml:space="preserve">3. Check what each percentage is a percentage of.</w:t>
             </w:r>
             <w:r>
               <w:rPr>
@@ -2698,7 +2740,7 @@
                 <w:szCs w:val="21"/>
                 <w:color w:val="000000"/>
               </w:rPr>
-              <w:t xml:space="preserve">5. Discount the future in front of the reader.</w:t>
+              <w:t xml:space="preserve">5. Show future savings at today's value (discounted).</w:t>
             </w:r>
             <w:r>
               <w:rPr>
@@ -2776,7 +2818,7 @@
                 <w:szCs w:val="21"/>
                 <w:color w:val="000000"/>
               </w:rPr>
-              <w:t xml:space="preserve">Questions I will bring to the clinic:</w:t>
+              <w:t xml:space="preserve">Questions I will bring to the next session (the QA clinic):</w:t>
             </w:r>
             <w:r>
               <w:rPr>
@@ -2851,6 +2893,7 @@
           </w:tcPr>
           <w:p>
             <w:pPr>
+              <w:pStyle w:val="Normal"/>
               <w:jc w:val="left"/>
               <w:pBdr>
                 <w:bottom w:val="none" w:sz="0" w:space="0" w:color="000000"/>
@@ -2934,7 +2977,7 @@
                 <w:szCs w:val="21"/>
                 <w:color w:val="000000"/>
               </w:rPr>
-              <w:t xml:space="preserve">2. Ask what the bar is averaging over.</w:t>
+              <w:t xml:space="preserve">2. Ask what each bar is an average of.</w:t>
             </w:r>
             <w:r>
               <w:rPr>
@@ -2960,7 +3003,7 @@
                 <w:szCs w:val="21"/>
                 <w:color w:val="000000"/>
               </w:rPr>
-              <w:t xml:space="preserve">3. Check the denominator.</w:t>
+              <w:t xml:space="preserve">3. Check what each percentage is a percentage of.</w:t>
             </w:r>
             <w:r>
               <w:rPr>
@@ -3012,7 +3055,7 @@
                 <w:szCs w:val="21"/>
                 <w:color w:val="000000"/>
               </w:rPr>
-              <w:t xml:space="preserve">5. Discount the future in front of the reader.</w:t>
+              <w:t xml:space="preserve">5. Show future savings at today's value (discounted).</w:t>
             </w:r>
             <w:r>
               <w:rPr>
@@ -3090,7 +3133,7 @@
                 <w:szCs w:val="21"/>
                 <w:color w:val="000000"/>
               </w:rPr>
-              <w:t xml:space="preserve">Questions I will bring to the clinic:</w:t>
+              <w:t xml:space="preserve">Questions I will bring to the next session (the QA clinic):</w:t>
             </w:r>
             <w:r>
               <w:rPr>

--- a/docs/handouts/Oct14_session2_handouts.docx
+++ b/docs/handouts/Oct14_session2_handouts.docx
@@ -98,7 +98,7 @@
           <w:szCs w:val="18"/>
           <w:color w:val="545860"/>
         </w:rPr>
-        <w:t xml:space="preserve">Fictional GreenWaste case | invented figures</w:t>
+        <w:t xml:space="preserve">GreenWaste is a fictional training case.</w:t>
       </w:r>
     </w:p>
     <w:p>
